--- a/tests/fixtures/assignments/korpis-7sem-labs.docx
+++ b/tests/fixtures/assignments/korpis-7sem-labs.docx
@@ -188,7 +188,7 @@
         <w:fldChar w:fldCharType="begin" vyd:_id="vyd:0000000000005j"/>
       </w:r>
       <w:r>
-        <w:instrText>HYPERLINK "mailto:v.kandaulov@ulstu.ru"</w:instrText>
+        <w:instrText>HYPERLINK "mailto:teacher@example.edu"</w:instrText>
       </w:r>
       <w:r>
         <w:fldChar w:fldCharType="separate"/>
@@ -197,7 +197,7 @@
         <w:rPr>
           <w:rStyle w:val="af2"/>
         </w:rPr>
-        <w:t vyd:_id="vyd:0000000000005k">v.kandaulov@ulstu.ru</w:t>
+        <w:t vyd:_id="vyd:0000000000005k">teacher@example.edu</w:t>
       </w:r>
       <w:r>
         <w:fldChar w:fldCharType="end" vyd:_id="vyd:0000000000005j-end"/>
